--- a/skills/draft-legal-docs/templates/撤诉申请书.template.docx
+++ b/skills/draft-legal-docs/templates/撤诉申请书.template.docx
@@ -1,556 +1,556 @@
 
 <file path=word/document.xml><?xml version="1.0" encoding="utf-8"?>
-<w:document xmlns:wpc="http://schemas.microsoft.com/office/word/2010/wordprocessingCanvas" xmlns:mc="http://schemas.openxmlformats.org/markup-compatibility/2006" xmlns:o="urn:schemas-microsoft-com:office:office" xmlns:r="http://schemas.openxmlformats.org/officeDocument/2006/relationships" xmlns:m="http://schemas.openxmlformats.org/officeDocument/2006/math" xmlns:v="urn:schemas-microsoft-com:vml" xmlns:wp14="http://schemas.microsoft.com/office/word/2010/wordprocessingDrawing" xmlns:wp="http://schemas.openxmlformats.org/drawingml/2006/wordprocessingDrawing" xmlns:w="http://schemas.openxmlformats.org/wordprocessingml/2006/main" xmlns:w14="http://schemas.microsoft.com/office/word/2010/wordml" xmlns:w10="urn:schemas-microsoft-com:office:word" xmlns:w15="http://schemas.microsoft.com/office/word/2012/wordml" xmlns:wpg="http://schemas.microsoft.com/office/word/2010/wordprocessingGroup" xmlns:wpi="http://schemas.microsoft.com/office/word/2010/wordprocessingInk" xmlns:wne="http://schemas.microsoft.com/office/word/2006/wordml" xmlns:wps="http://schemas.microsoft.com/office/word/2010/wordprocessingShape" xmlns:wpsCustomData="http://www.wps.cn/officeDocument/2013/wpsCustomData" mc:Ignorable="w14 w15 wp14">
-  <w:body>
-    <w:p>
-      <w:pPr>
-        <w:spacing w:after="312" w:afterLines="100"/>
-        <w:jc w:val="center"/>
-        <w:rPr>
-          <w:rFonts w:hint="eastAsia" w:ascii="黑体" w:hAnsi="黑体" w:eastAsia="黑体" w:cs="黑体"/>
-          <w:b/>
-          <w:bCs/>
-          <w:sz w:val="32"/>
-          <w:szCs w:val="40"/>
-        </w:rPr>
-      </w:pPr>
-      <w:r>
-        <w:rPr>
-          <w:rFonts w:hint="eastAsia" w:ascii="黑体" w:hAnsi="黑体" w:eastAsia="黑体" w:cs="黑体"/>
-          <w:b/>
-          <w:bCs/>
-          <w:sz w:val="32"/>
-          <w:szCs w:val="40"/>
-          <w:lang w:val="en-US" w:eastAsia="zh-CN"/>
-        </w:rPr>
-        <w:t>撤诉</w:t>
-      </w:r>
-      <w:r>
-        <w:rPr>
-          <w:rFonts w:hint="eastAsia" w:ascii="黑体" w:hAnsi="黑体" w:eastAsia="黑体" w:cs="黑体"/>
-          <w:b/>
-          <w:bCs/>
-          <w:sz w:val="32"/>
-          <w:szCs w:val="40"/>
-        </w:rPr>
-        <w:t>申请书</w:t>
-      </w:r>
-    </w:p>
-    <w:p>
-      <w:pPr>
-        <w:keepNext w:val="0"/>
-        <w:keepLines w:val="0"/>
-        <w:pageBreakBefore w:val="0"/>
-        <w:widowControl w:val="0"/>
-        <w:kinsoku/>
-        <w:wordWrap/>
-        <w:overflowPunct/>
-        <w:topLinePunct w:val="0"/>
-        <w:autoSpaceDE/>
-        <w:autoSpaceDN/>
-        <w:bidi w:val="0"/>
-        <w:adjustRightInd/>
-        <w:snapToGrid/>
-        <w:spacing w:before="157" w:beforeLines="50" w:after="157" w:afterLines="50" w:line="400" w:lineRule="exact"/>
-        <w:textAlignment w:val="auto"/>
-        <w:rPr>
-          <w:rFonts w:hint="eastAsia"/>
-          <w:b w:val="0"/>
-          <w:bCs w:val="0"/>
-          <w:sz w:val="28"/>
-          <w:szCs w:val="36"/>
-          <w:lang w:val="en-US" w:eastAsia="zh-CN"/>
-        </w:rPr>
-      </w:pPr>
-      <w:r>
-        <w:rPr>
-          <w:rFonts w:hint="eastAsia"/>
-          <w:b/>
-          <w:bCs/>
-          <w:sz w:val="28"/>
-          <w:szCs w:val="36"/>
-          <w:lang w:val="en-US" w:eastAsia="zh-CN"/>
-        </w:rPr>
-        <w:t>申请人：[申请人姓名]，[性别]，[民族]，[出生年月日]出生，身份证号码[身份证号]，户籍地[户籍地]</w:t>
-      </w:r>
-      <w:r>
-        <w:rPr>
-          <w:rFonts w:hint="eastAsia"/>
-          <w:b/>
-          <w:bCs/>
-          <w:sz w:val="28"/>
-          <w:szCs w:val="36"/>
-          <w:lang w:val="en-US"/>
-        </w:rPr>
-      </w:r>
-      <w:r>
-        <w:rPr>
-          <w:rFonts w:hint="eastAsia"/>
-          <w:b/>
-          <w:bCs/>
-          <w:sz w:val="28"/>
-          <w:szCs w:val="36"/>
-          <w:lang w:val="en-US" w:eastAsia="zh-CN"/>
-        </w:rPr>
-      </w:r>
-      <w:bookmarkStart w:id="0" w:name="_GoBack"/>
-      <w:bookmarkEnd w:id="0"/>
-      <w:r>
-        <w:rPr>
-          <w:rFonts w:hint="eastAsia"/>
-          <w:b w:val="0"/>
-          <w:bCs w:val="0"/>
-          <w:i w:val="0"/>
-          <w:iCs w:val="0"/>
-          <w:smallCaps w:val="0"/>
-          <w:color w:val="000000"/>
-          <w:spacing w:val="0"/>
-          <w:w w:val="100"/>
-          <w:kern w:val="0"/>
-          <w:position w:val="0"/>
-          <w:sz w:val="28"/>
-          <w:szCs w:val="28"/>
-          <w:lang w:val="en-US" w:eastAsia="zh-Hans"/>
-        </w:rPr>
-      </w:r>
-      <w:r>
-        <w:rPr>
-          <w:rFonts w:hint="eastAsia"/>
-          <w:b w:val="0"/>
-          <w:bCs w:val="0"/>
-          <w:i w:val="0"/>
-          <w:iCs w:val="0"/>
-          <w:smallCaps w:val="0"/>
-          <w:color w:val="000000"/>
-          <w:spacing w:val="0"/>
-          <w:w w:val="100"/>
-          <w:kern w:val="0"/>
-          <w:position w:val="0"/>
-          <w:sz w:val="28"/>
-          <w:szCs w:val="28"/>
-          <w:lang w:val="en-US" w:eastAsia="zh-CN"/>
-        </w:rPr>
-      </w:r>
-      <w:r>
-        <w:rPr>
-          <w:rFonts w:hint="default"/>
-          <w:b w:val="0"/>
-          <w:bCs w:val="0"/>
-          <w:i w:val="0"/>
-          <w:iCs w:val="0"/>
-          <w:smallCaps w:val="0"/>
-          <w:color w:val="000000"/>
-          <w:spacing w:val="0"/>
-          <w:w w:val="100"/>
-          <w:kern w:val="0"/>
-          <w:position w:val="0"/>
-          <w:sz w:val="28"/>
-          <w:szCs w:val="28"/>
-          <w:lang w:eastAsia="zh-CN"/>
-        </w:rPr>
-      </w:r>
-      <w:r>
-        <w:rPr>
-          <w:rFonts w:hint="eastAsia"/>
-          <w:b w:val="0"/>
-          <w:bCs w:val="0"/>
-          <w:i w:val="0"/>
-          <w:iCs w:val="0"/>
-          <w:smallCaps w:val="0"/>
-          <w:color w:val="000000"/>
-          <w:spacing w:val="0"/>
-          <w:w w:val="100"/>
-          <w:kern w:val="0"/>
-          <w:position w:val="0"/>
-          <w:sz w:val="28"/>
-          <w:szCs w:val="28"/>
-          <w:lang w:val="en-US" w:eastAsia="zh-CN"/>
-        </w:rPr>
-      </w:r>
-    </w:p>
-    <w:p>
-      <w:pPr>
-        <w:keepNext w:val="0"/>
-        <w:keepLines w:val="0"/>
-        <w:pageBreakBefore w:val="0"/>
-        <w:widowControl w:val="0"/>
-        <w:kinsoku/>
-        <w:wordWrap/>
-        <w:overflowPunct/>
-        <w:topLinePunct w:val="0"/>
-        <w:autoSpaceDE/>
-        <w:autoSpaceDN/>
-        <w:bidi w:val="0"/>
-        <w:adjustRightInd/>
-        <w:snapToGrid/>
-        <w:spacing w:before="157" w:beforeLines="50" w:after="157" w:afterLines="50" w:line="400" w:lineRule="exact"/>
-        <w:textAlignment w:val="auto"/>
-        <w:rPr>
-          <w:rFonts w:hint="eastAsia"/>
-          <w:b/>
-          <w:bCs/>
-          <w:sz w:val="28"/>
-          <w:szCs w:val="36"/>
-        </w:rPr>
-      </w:pPr>
-    </w:p>
-    <w:p>
-      <w:pPr>
-        <w:keepNext w:val="0"/>
-        <w:keepLines w:val="0"/>
-        <w:pageBreakBefore w:val="0"/>
-        <w:widowControl w:val="0"/>
-        <w:kinsoku/>
-        <w:wordWrap/>
-        <w:overflowPunct/>
-        <w:topLinePunct w:val="0"/>
-        <w:autoSpaceDE/>
-        <w:autoSpaceDN/>
-        <w:bidi w:val="0"/>
-        <w:adjustRightInd/>
-        <w:snapToGrid/>
-        <w:spacing w:before="157" w:beforeLines="50" w:after="157" w:afterLines="50" w:line="400" w:lineRule="exact"/>
-        <w:textAlignment w:val="auto"/>
-        <w:rPr>
-          <w:rFonts w:hint="eastAsia"/>
-          <w:b/>
-          <w:bCs/>
-          <w:sz w:val="28"/>
-          <w:szCs w:val="36"/>
-        </w:rPr>
-      </w:pPr>
-      <w:r>
-        <w:rPr>
-          <w:rFonts w:hint="eastAsia"/>
-          <w:b/>
-          <w:bCs/>
-          <w:sz w:val="28"/>
-          <w:szCs w:val="36"/>
-        </w:rPr>
-        <w:t>申请事项：</w:t>
-      </w:r>
-    </w:p>
-    <w:p>
-      <w:pPr>
-        <w:keepNext w:val="0"/>
-        <w:keepLines w:val="0"/>
-        <w:pageBreakBefore w:val="0"/>
-        <w:widowControl w:val="0"/>
-        <w:kinsoku/>
-        <w:wordWrap/>
-        <w:overflowPunct/>
-        <w:topLinePunct w:val="0"/>
-        <w:autoSpaceDE/>
-        <w:autoSpaceDN/>
-        <w:bidi w:val="0"/>
-        <w:adjustRightInd/>
-        <w:snapToGrid/>
-        <w:spacing w:before="157" w:beforeLines="50" w:after="157" w:afterLines="50" w:line="400" w:lineRule="exact"/>
-        <w:ind w:firstLine="560" w:firstLineChars="200"/>
-        <w:textAlignment w:val="auto"/>
-        <w:rPr>
-          <w:rFonts w:hint="eastAsia"/>
-          <w:sz w:val="28"/>
-          <w:szCs w:val="36"/>
-          <w:lang w:val="en-US" w:eastAsia="zh-CN"/>
-        </w:rPr>
-      </w:pPr>
-      <w:r>
-        <w:rPr>
-          <w:rFonts w:hint="eastAsia"/>
-          <w:sz w:val="28"/>
-          <w:szCs w:val="36"/>
-          <w:lang w:val="en-US" w:eastAsia="zh-CN"/>
-        </w:rPr>
-        <w:t>就贵院受理的[(20XX)沪XXXX民初XXXX号]案件申请撤诉。</w:t>
-      </w:r>
-    </w:p>
-    <w:p>
-      <w:pPr>
-        <w:keepNext w:val="0"/>
-        <w:keepLines w:val="0"/>
-        <w:pageBreakBefore w:val="0"/>
-        <w:widowControl w:val="0"/>
-        <w:numPr>
-          <w:ilvl w:val="0"/>
-          <w:numId w:val="0"/>
-        </w:numPr>
-        <w:kinsoku/>
-        <w:wordWrap/>
-        <w:overflowPunct/>
-        <w:topLinePunct w:val="0"/>
-        <w:autoSpaceDE/>
-        <w:autoSpaceDN/>
-        <w:bidi w:val="0"/>
-        <w:adjustRightInd/>
-        <w:snapToGrid/>
-        <w:spacing w:before="157" w:beforeLines="50" w:after="157" w:afterLines="50" w:line="400" w:lineRule="exact"/>
-        <w:textAlignment w:val="auto"/>
-        <w:rPr>
-          <w:rFonts w:hint="default"/>
-          <w:sz w:val="28"/>
-          <w:szCs w:val="36"/>
-          <w:lang w:val="en-US" w:eastAsia="zh-CN"/>
-        </w:rPr>
-      </w:pPr>
-    </w:p>
-    <w:p>
-      <w:pPr>
-        <w:keepNext w:val="0"/>
-        <w:keepLines w:val="0"/>
-        <w:pageBreakBefore w:val="0"/>
-        <w:widowControl w:val="0"/>
-        <w:kinsoku/>
-        <w:wordWrap/>
-        <w:overflowPunct/>
-        <w:topLinePunct w:val="0"/>
-        <w:autoSpaceDE/>
-        <w:autoSpaceDN/>
-        <w:bidi w:val="0"/>
-        <w:adjustRightInd/>
-        <w:snapToGrid/>
-        <w:spacing w:before="157" w:beforeLines="50" w:after="157" w:afterLines="50" w:line="400" w:lineRule="exact"/>
-        <w:textAlignment w:val="auto"/>
-        <w:rPr>
-          <w:rFonts w:hint="default" w:eastAsia="宋体"/>
-          <w:b/>
-          <w:bCs/>
-          <w:sz w:val="28"/>
-          <w:szCs w:val="36"/>
-          <w:lang w:val="en-US" w:eastAsia="zh-CN"/>
-        </w:rPr>
-      </w:pPr>
-      <w:r>
-        <w:rPr>
-          <w:rFonts w:hint="eastAsia"/>
-          <w:b/>
-          <w:bCs/>
-          <w:sz w:val="28"/>
-          <w:szCs w:val="36"/>
-          <w:lang w:val="en-US" w:eastAsia="zh-CN"/>
-        </w:rPr>
-        <w:t>事实与理由：</w:t>
-      </w:r>
-    </w:p>
-    <w:p>
-      <w:pPr>
-        <w:keepNext w:val="0"/>
-        <w:keepLines w:val="0"/>
-        <w:pageBreakBefore w:val="0"/>
-        <w:widowControl w:val="0"/>
-        <w:kinsoku/>
-        <w:wordWrap/>
-        <w:overflowPunct/>
-        <w:topLinePunct w:val="0"/>
-        <w:autoSpaceDE/>
-        <w:autoSpaceDN/>
-        <w:bidi w:val="0"/>
-        <w:adjustRightInd/>
-        <w:snapToGrid/>
-        <w:spacing w:before="157" w:beforeLines="50" w:after="157" w:afterLines="50" w:line="400" w:lineRule="exact"/>
-        <w:ind w:firstLine="560" w:firstLineChars="200"/>
-        <w:textAlignment w:val="auto"/>
-        <w:rPr>
-          <w:rFonts w:hint="eastAsia"/>
-          <w:sz w:val="28"/>
-          <w:szCs w:val="36"/>
-          <w:lang w:val="en-US" w:eastAsia="zh-CN"/>
-        </w:rPr>
-      </w:pPr>
-      <w:r>
-        <w:rPr>
-          <w:rFonts w:hint="eastAsia"/>
-          <w:sz w:val="28"/>
-          <w:szCs w:val="36"/>
-          <w:lang w:val="en-US" w:eastAsia="zh-CN"/>
-        </w:rPr>
-        <w:t>贵院受理的[(20XX)沪XXXX民初XXXX号]案件，原被告已庭外自行处理，被告已[履行情况]。鉴于此，申请人特申请撤回起诉。</w:t>
-      </w:r>
-    </w:p>
-    <w:p>
-      <w:pPr>
-        <w:keepNext w:val="0"/>
-        <w:keepLines w:val="0"/>
-        <w:pageBreakBefore w:val="0"/>
-        <w:widowControl w:val="0"/>
-        <w:kinsoku/>
-        <w:wordWrap/>
-        <w:overflowPunct/>
-        <w:topLinePunct w:val="0"/>
-        <w:autoSpaceDE/>
-        <w:autoSpaceDN/>
-        <w:bidi w:val="0"/>
-        <w:adjustRightInd/>
-        <w:snapToGrid/>
-        <w:spacing w:before="157" w:beforeLines="50" w:after="157" w:afterLines="50" w:line="400" w:lineRule="exact"/>
-        <w:ind w:firstLine="560" w:firstLineChars="200"/>
-        <w:textAlignment w:val="auto"/>
-        <w:rPr>
-          <w:rFonts w:hint="default" w:eastAsia="宋体"/>
-          <w:sz w:val="28"/>
-          <w:szCs w:val="36"/>
-          <w:lang w:val="en-US" w:eastAsia="zh-CN"/>
-        </w:rPr>
-      </w:pPr>
-      <w:r>
-        <w:rPr>
-          <w:rFonts w:hint="eastAsia"/>
-          <w:sz w:val="28"/>
-          <w:szCs w:val="36"/>
-          <w:lang w:val="en-US" w:eastAsia="zh-CN"/>
-        </w:rPr>
-        <w:t>综上所述，恳请贵院予以准许。</w:t>
-      </w:r>
-    </w:p>
-    <w:p>
-      <w:pPr>
-        <w:ind w:firstLine="560" w:firstLineChars="200"/>
-        <w:rPr>
-          <w:sz w:val="28"/>
-          <w:szCs w:val="36"/>
-        </w:rPr>
-      </w:pPr>
-    </w:p>
-    <w:p>
-      <w:pPr>
-        <w:ind w:firstLine="560" w:firstLineChars="200"/>
-        <w:rPr>
-          <w:rFonts w:hint="eastAsia"/>
-          <w:sz w:val="28"/>
-          <w:szCs w:val="36"/>
-        </w:rPr>
-      </w:pPr>
-      <w:r>
-        <w:rPr>
-          <w:rFonts w:hint="eastAsia"/>
-          <w:sz w:val="28"/>
-          <w:szCs w:val="36"/>
-        </w:rPr>
-        <w:t>此致</w:t>
-      </w:r>
-    </w:p>
-    <w:p>
-      <w:pPr>
-        <w:rPr>
-          <w:rFonts w:hint="eastAsia"/>
-          <w:sz w:val="28"/>
-          <w:szCs w:val="36"/>
-        </w:rPr>
-      </w:pPr>
-      <w:r>
-        <w:rPr>
-          <w:rFonts w:hint="eastAsia"/>
-          <w:sz w:val="28"/>
-          <w:szCs w:val="36"/>
-          <w:rtl w:val="0"/>
-          <w:lang w:val="en-US" w:eastAsia="zh-CN"/>
-        </w:rPr>
-        <w:t>[法院名称]</w:t>
-      </w:r>
-      <w:r>
-        <w:rPr>
-          <w:rFonts w:hint="eastAsia"/>
-          <w:sz w:val="28"/>
-          <w:szCs w:val="36"/>
-          <w:rtl w:val="0"/>
-          <w:lang w:val="en-US" w:eastAsia="zh-Hans"/>
-        </w:rPr>
-      </w:r>
-    </w:p>
-    <w:p>
-      <w:pPr>
-        <w:ind w:firstLine="560" w:firstLineChars="200"/>
-        <w:jc w:val="right"/>
-        <w:rPr>
-          <w:rFonts w:hint="eastAsia"/>
-          <w:sz w:val="28"/>
-          <w:szCs w:val="36"/>
-        </w:rPr>
-      </w:pPr>
-    </w:p>
-    <w:p>
-      <w:pPr>
-        <w:ind w:right="1400" w:firstLine="560" w:firstLineChars="200"/>
-        <w:jc w:val="center"/>
-        <w:rPr>
-          <w:rFonts w:hint="eastAsia"/>
-          <w:sz w:val="28"/>
-          <w:szCs w:val="36"/>
-        </w:rPr>
-      </w:pPr>
-      <w:r>
-        <w:rPr>
-          <w:rFonts w:hint="eastAsia"/>
-          <w:sz w:val="28"/>
-          <w:szCs w:val="36"/>
-          <w:lang w:val="en-US" w:eastAsia="zh-CN"/>
-        </w:rPr>
-        <w:t xml:space="preserve">     </w:t>
-      </w:r>
-      <w:r>
-        <w:rPr>
-          <w:rFonts w:hint="eastAsia"/>
-          <w:sz w:val="28"/>
-          <w:szCs w:val="36"/>
-        </w:rPr>
-        <w:t>申请人：</w:t>
-      </w:r>
-    </w:p>
-    <w:p>
-      <w:pPr>
-        <w:ind w:right="1400" w:firstLine="560" w:firstLineChars="200"/>
-        <w:jc w:val="center"/>
-        <w:rPr>
-          <w:rFonts w:hint="default" w:eastAsia="宋体"/>
-          <w:sz w:val="28"/>
-          <w:szCs w:val="36"/>
-          <w:lang w:val="en-US" w:eastAsia="zh-CN"/>
-        </w:rPr>
-      </w:pPr>
-      <w:r>
-        <w:rPr>
-          <w:rFonts w:hint="eastAsia"/>
-          <w:sz w:val="28"/>
-          <w:szCs w:val="36"/>
-          <w:lang w:val="en-US" w:eastAsia="zh-CN"/>
-        </w:rPr>
-        <w:t xml:space="preserve">                     日  期：[日期]</w:t>
-      </w:r>
-      <w:r>
-        <w:rPr>
-          <w:rFonts w:hint="default"/>
-          <w:sz w:val="28"/>
-          <w:szCs w:val="36"/>
-          <w:lang w:eastAsia="zh-CN"/>
-        </w:rPr>
-      </w:r>
-      <w:r>
-        <w:rPr>
-          <w:rFonts w:hint="eastAsia"/>
-          <w:sz w:val="28"/>
-          <w:szCs w:val="36"/>
-          <w:lang w:val="en-US" w:eastAsia="zh-CN"/>
-        </w:rPr>
-      </w:r>
-    </w:p>
-    <w:p>
-      <w:pPr>
-        <w:ind w:firstLine="0" w:firstLineChars="0"/>
-        <w:jc w:val="both"/>
-        <w:rPr>
-          <w:sz w:val="28"/>
-          <w:szCs w:val="36"/>
-        </w:rPr>
-      </w:pPr>
-    </w:p>
-    <w:sectPr>
-      <w:pgSz w:w="11906" w:h="16838"/>
-      <w:pgMar w:top="1440" w:right="1800" w:bottom="1440" w:left="1800" w:header="851" w:footer="992" w:gutter="0"/>
-      <w:cols w:space="720" w:num="1"/>
-      <w:docGrid w:type="lines" w:linePitch="312" w:charSpace="0"/>
-    </w:sectPr>
-  </w:body>
-</w:document>
+<document xmlns="http://schemas.openxmlformats.org/wordprocessingml/2006/main" xmlns:ns1="http://schemas.openxmlformats.org/markup-compatibility/2006" xmlns:ns2="http://schemas.microsoft.com/office/word/2010/wordml" ns1:Ignorable="w14 w15 wp14">
+  <body>
+    <p ns2:paraId="335E690E">
+      <pPr>
+        <spacing after="312" afterLines="100"/>
+        <jc val="center"/>
+        <rPr>
+          <rFonts hint="eastAsia" ascii="黑体" hAnsi="黑体" eastAsia="黑体" cs="黑体"/>
+          <b/>
+          <bCs/>
+          <sz val="32"/>
+          <szCs val="40"/>
+        </rPr>
+      </pPr>
+      <r>
+        <rPr>
+          <rFonts hint="eastAsia" ascii="黑体" hAnsi="黑体" eastAsia="黑体" cs="黑体"/>
+          <b/>
+          <bCs/>
+          <sz val="32"/>
+          <szCs val="40"/>
+          <lang val="en-US" eastAsia="zh-CN"/>
+        </rPr>
+        <t>撤诉</t>
+      </r>
+      <r>
+        <rPr>
+          <rFonts hint="eastAsia" ascii="黑体" hAnsi="黑体" eastAsia="黑体" cs="黑体"/>
+          <b/>
+          <bCs/>
+          <sz val="32"/>
+          <szCs val="40"/>
+        </rPr>
+        <t>申请书</t>
+      </r>
+    </p>
+    <p ns2:paraId="0DC37638">
+      <pPr>
+        <keepNext val="0"/>
+        <keepLines val="0"/>
+        <pageBreakBefore val="0"/>
+        <widowControl val="0"/>
+        <kinsoku/>
+        <wordWrap/>
+        <overflowPunct/>
+        <topLinePunct val="0"/>
+        <autoSpaceDE/>
+        <autoSpaceDN/>
+        <bidi val="0"/>
+        <adjustRightInd/>
+        <snapToGrid/>
+        <spacing before="157" beforeLines="50" after="157" afterLines="50" line="400" lineRule="exact"/>
+        <textAlignment val="auto"/>
+        <rPr>
+          <rFonts hint="eastAsia"/>
+          <b val="0"/>
+          <bCs val="0"/>
+          <sz val="28"/>
+          <szCs val="36"/>
+          <lang val="en-US" eastAsia="zh-CN"/>
+        </rPr>
+      </pPr>
+      <r>
+        <rPr>
+          <rFonts hint="eastAsia"/>
+          <b/>
+          <bCs/>
+          <sz val="28"/>
+          <szCs val="36"/>
+          <lang val="en-US" eastAsia="zh-CN"/>
+        </rPr>
+        <t>申请人：【申请人姓名】，【性别】，【民族】，【出生年月日】出生，身份证号码【身份证号】，户籍地【户籍地】</t>
+      </r>
+      <r>
+        <rPr>
+          <rFonts hint="eastAsia"/>
+          <b/>
+          <bCs/>
+          <sz val="28"/>
+          <szCs val="36"/>
+          <lang val="en-US"/>
+        </rPr>
+      </r>
+      <r>
+        <rPr>
+          <rFonts hint="eastAsia"/>
+          <b/>
+          <bCs/>
+          <sz val="28"/>
+          <szCs val="36"/>
+          <lang val="en-US" eastAsia="zh-CN"/>
+        </rPr>
+      </r>
+      <bookmarkStart id="0" name="_GoBack"/>
+      <bookmarkEnd id="0"/>
+      <r>
+        <rPr>
+          <rFonts hint="eastAsia"/>
+          <b val="0"/>
+          <bCs val="0"/>
+          <i val="0"/>
+          <iCs val="0"/>
+          <smallCaps val="0"/>
+          <color val="000000"/>
+          <spacing val="0"/>
+          <w val="100"/>
+          <kern val="0"/>
+          <position val="0"/>
+          <sz val="28"/>
+          <szCs val="28"/>
+          <lang val="en-US" eastAsia="zh-Hans"/>
+        </rPr>
+      </r>
+      <r>
+        <rPr>
+          <rFonts hint="eastAsia"/>
+          <b val="0"/>
+          <bCs val="0"/>
+          <i val="0"/>
+          <iCs val="0"/>
+          <smallCaps val="0"/>
+          <color val="000000"/>
+          <spacing val="0"/>
+          <w val="100"/>
+          <kern val="0"/>
+          <position val="0"/>
+          <sz val="28"/>
+          <szCs val="28"/>
+          <lang val="en-US" eastAsia="zh-CN"/>
+        </rPr>
+      </r>
+      <r>
+        <rPr>
+          <rFonts hint="default"/>
+          <b val="0"/>
+          <bCs val="0"/>
+          <i val="0"/>
+          <iCs val="0"/>
+          <smallCaps val="0"/>
+          <color val="000000"/>
+          <spacing val="0"/>
+          <w val="100"/>
+          <kern val="0"/>
+          <position val="0"/>
+          <sz val="28"/>
+          <szCs val="28"/>
+          <lang eastAsia="zh-CN"/>
+        </rPr>
+      </r>
+      <r>
+        <rPr>
+          <rFonts hint="eastAsia"/>
+          <b val="0"/>
+          <bCs val="0"/>
+          <i val="0"/>
+          <iCs val="0"/>
+          <smallCaps val="0"/>
+          <color val="000000"/>
+          <spacing val="0"/>
+          <w val="100"/>
+          <kern val="0"/>
+          <position val="0"/>
+          <sz val="28"/>
+          <szCs val="28"/>
+          <lang val="en-US" eastAsia="zh-CN"/>
+        </rPr>
+      </r>
+    </p>
+    <p ns2:paraId="677B5E0A">
+      <pPr>
+        <keepNext val="0"/>
+        <keepLines val="0"/>
+        <pageBreakBefore val="0"/>
+        <widowControl val="0"/>
+        <kinsoku/>
+        <wordWrap/>
+        <overflowPunct/>
+        <topLinePunct val="0"/>
+        <autoSpaceDE/>
+        <autoSpaceDN/>
+        <bidi val="0"/>
+        <adjustRightInd/>
+        <snapToGrid/>
+        <spacing before="157" beforeLines="50" after="157" afterLines="50" line="400" lineRule="exact"/>
+        <textAlignment val="auto"/>
+        <rPr>
+          <rFonts hint="eastAsia"/>
+          <b/>
+          <bCs/>
+          <sz val="28"/>
+          <szCs val="36"/>
+        </rPr>
+      </pPr>
+    </p>
+    <p ns2:paraId="63CE5AE3">
+      <pPr>
+        <keepNext val="0"/>
+        <keepLines val="0"/>
+        <pageBreakBefore val="0"/>
+        <widowControl val="0"/>
+        <kinsoku/>
+        <wordWrap/>
+        <overflowPunct/>
+        <topLinePunct val="0"/>
+        <autoSpaceDE/>
+        <autoSpaceDN/>
+        <bidi val="0"/>
+        <adjustRightInd/>
+        <snapToGrid/>
+        <spacing before="157" beforeLines="50" after="157" afterLines="50" line="400" lineRule="exact"/>
+        <textAlignment val="auto"/>
+        <rPr>
+          <rFonts hint="eastAsia"/>
+          <b/>
+          <bCs/>
+          <sz val="28"/>
+          <szCs val="36"/>
+        </rPr>
+      </pPr>
+      <r>
+        <rPr>
+          <rFonts hint="eastAsia"/>
+          <b/>
+          <bCs/>
+          <sz val="28"/>
+          <szCs val="36"/>
+        </rPr>
+        <t>申请事项：</t>
+      </r>
+    </p>
+    <p ns2:paraId="13ED3A85">
+      <pPr>
+        <keepNext val="0"/>
+        <keepLines val="0"/>
+        <pageBreakBefore val="0"/>
+        <widowControl val="0"/>
+        <kinsoku/>
+        <wordWrap/>
+        <overflowPunct/>
+        <topLinePunct val="0"/>
+        <autoSpaceDE/>
+        <autoSpaceDN/>
+        <bidi val="0"/>
+        <adjustRightInd/>
+        <snapToGrid/>
+        <spacing before="157" beforeLines="50" after="157" afterLines="50" line="400" lineRule="exact"/>
+        <ind firstLine="560" firstLineChars="200"/>
+        <textAlignment val="auto"/>
+        <rPr>
+          <rFonts hint="eastAsia"/>
+          <sz val="28"/>
+          <szCs val="36"/>
+          <lang val="en-US" eastAsia="zh-CN"/>
+        </rPr>
+      </pPr>
+      <r>
+        <rPr>
+          <rFonts hint="eastAsia"/>
+          <sz val="28"/>
+          <szCs val="36"/>
+          <lang val="en-US" eastAsia="zh-CN"/>
+        </rPr>
+        <t>就贵院受理的【(20XX)沪XXXX民初XXXX号】案件申请撤诉。</t>
+      </r>
+    </p>
+    <p ns2:paraId="0BF0AD0E">
+      <pPr>
+        <keepNext val="0"/>
+        <keepLines val="0"/>
+        <pageBreakBefore val="0"/>
+        <widowControl val="0"/>
+        <numPr>
+          <ilvl val="0"/>
+          <numId val="0"/>
+        </numPr>
+        <kinsoku/>
+        <wordWrap/>
+        <overflowPunct/>
+        <topLinePunct val="0"/>
+        <autoSpaceDE/>
+        <autoSpaceDN/>
+        <bidi val="0"/>
+        <adjustRightInd/>
+        <snapToGrid/>
+        <spacing before="157" beforeLines="50" after="157" afterLines="50" line="400" lineRule="exact"/>
+        <textAlignment val="auto"/>
+        <rPr>
+          <rFonts hint="default"/>
+          <sz val="28"/>
+          <szCs val="36"/>
+          <lang val="en-US" eastAsia="zh-CN"/>
+        </rPr>
+      </pPr>
+    </p>
+    <p ns2:paraId="1BB9375C">
+      <pPr>
+        <keepNext val="0"/>
+        <keepLines val="0"/>
+        <pageBreakBefore val="0"/>
+        <widowControl val="0"/>
+        <kinsoku/>
+        <wordWrap/>
+        <overflowPunct/>
+        <topLinePunct val="0"/>
+        <autoSpaceDE/>
+        <autoSpaceDN/>
+        <bidi val="0"/>
+        <adjustRightInd/>
+        <snapToGrid/>
+        <spacing before="157" beforeLines="50" after="157" afterLines="50" line="400" lineRule="exact"/>
+        <textAlignment val="auto"/>
+        <rPr>
+          <rFonts hint="default" eastAsia="宋体"/>
+          <b/>
+          <bCs/>
+          <sz val="28"/>
+          <szCs val="36"/>
+          <lang val="en-US" eastAsia="zh-CN"/>
+        </rPr>
+      </pPr>
+      <r>
+        <rPr>
+          <rFonts hint="eastAsia"/>
+          <b/>
+          <bCs/>
+          <sz val="28"/>
+          <szCs val="36"/>
+          <lang val="en-US" eastAsia="zh-CN"/>
+        </rPr>
+        <t>事实与理由：</t>
+      </r>
+    </p>
+    <p ns2:paraId="34FD4F0C">
+      <pPr>
+        <keepNext val="0"/>
+        <keepLines val="0"/>
+        <pageBreakBefore val="0"/>
+        <widowControl val="0"/>
+        <kinsoku/>
+        <wordWrap/>
+        <overflowPunct/>
+        <topLinePunct val="0"/>
+        <autoSpaceDE/>
+        <autoSpaceDN/>
+        <bidi val="0"/>
+        <adjustRightInd/>
+        <snapToGrid/>
+        <spacing before="157" beforeLines="50" after="157" afterLines="50" line="400" lineRule="exact"/>
+        <ind firstLine="560" firstLineChars="200"/>
+        <textAlignment val="auto"/>
+        <rPr>
+          <rFonts hint="eastAsia"/>
+          <sz val="28"/>
+          <szCs val="36"/>
+          <lang val="en-US" eastAsia="zh-CN"/>
+        </rPr>
+      </pPr>
+      <r>
+        <rPr>
+          <rFonts hint="eastAsia"/>
+          <sz val="28"/>
+          <szCs val="36"/>
+          <lang val="en-US" eastAsia="zh-CN"/>
+        </rPr>
+        <t>贵院受理的【(20XX)沪XXXX民初XXXX号】案件，原被告已庭外自行处理，被告已【履行情况】。鉴于此，申请人特申请撤回起诉。</t>
+      </r>
+    </p>
+    <p ns2:paraId="0A9CE622">
+      <pPr>
+        <keepNext val="0"/>
+        <keepLines val="0"/>
+        <pageBreakBefore val="0"/>
+        <widowControl val="0"/>
+        <kinsoku/>
+        <wordWrap/>
+        <overflowPunct/>
+        <topLinePunct val="0"/>
+        <autoSpaceDE/>
+        <autoSpaceDN/>
+        <bidi val="0"/>
+        <adjustRightInd/>
+        <snapToGrid/>
+        <spacing before="157" beforeLines="50" after="157" afterLines="50" line="400" lineRule="exact"/>
+        <ind firstLine="560" firstLineChars="200"/>
+        <textAlignment val="auto"/>
+        <rPr>
+          <rFonts hint="default" eastAsia="宋体"/>
+          <sz val="28"/>
+          <szCs val="36"/>
+          <lang val="en-US" eastAsia="zh-CN"/>
+        </rPr>
+      </pPr>
+      <r>
+        <rPr>
+          <rFonts hint="eastAsia"/>
+          <sz val="28"/>
+          <szCs val="36"/>
+          <lang val="en-US" eastAsia="zh-CN"/>
+        </rPr>
+        <t>综上所述，恳请贵院予以准许。</t>
+      </r>
+    </p>
+    <p ns2:paraId="56873B0E">
+      <pPr>
+        <ind firstLine="560" firstLineChars="200"/>
+        <rPr>
+          <sz val="28"/>
+          <szCs val="36"/>
+        </rPr>
+      </pPr>
+    </p>
+    <p ns2:paraId="15B8BA3B">
+      <pPr>
+        <ind firstLine="560" firstLineChars="200"/>
+        <rPr>
+          <rFonts hint="eastAsia"/>
+          <sz val="28"/>
+          <szCs val="36"/>
+        </rPr>
+      </pPr>
+      <r>
+        <rPr>
+          <rFonts hint="eastAsia"/>
+          <sz val="28"/>
+          <szCs val="36"/>
+        </rPr>
+        <t>此致</t>
+      </r>
+    </p>
+    <p ns2:paraId="5C0045DA">
+      <pPr>
+        <rPr>
+          <rFonts hint="eastAsia"/>
+          <sz val="28"/>
+          <szCs val="36"/>
+        </rPr>
+      </pPr>
+      <r>
+        <rPr>
+          <rFonts hint="eastAsia"/>
+          <sz val="28"/>
+          <szCs val="36"/>
+          <rtl val="0"/>
+          <lang val="en-US" eastAsia="zh-CN"/>
+        </rPr>
+        <t>【法院名称】</t>
+      </r>
+      <r>
+        <rPr>
+          <rFonts hint="eastAsia"/>
+          <sz val="28"/>
+          <szCs val="36"/>
+          <rtl val="0"/>
+          <lang val="en-US" eastAsia="zh-Hans"/>
+        </rPr>
+      </r>
+    </p>
+    <p ns2:paraId="777E9E61">
+      <pPr>
+        <ind firstLine="560" firstLineChars="200"/>
+        <jc val="right"/>
+        <rPr>
+          <rFonts hint="eastAsia"/>
+          <sz val="28"/>
+          <szCs val="36"/>
+        </rPr>
+      </pPr>
+    </p>
+    <p ns2:paraId="4BCFE658">
+      <pPr>
+        <ind right="1400" firstLine="560" firstLineChars="200"/>
+        <jc val="center"/>
+        <rPr>
+          <rFonts hint="eastAsia"/>
+          <sz val="28"/>
+          <szCs val="36"/>
+        </rPr>
+      </pPr>
+      <r>
+        <rPr>
+          <rFonts hint="eastAsia"/>
+          <sz val="28"/>
+          <szCs val="36"/>
+          <lang val="en-US" eastAsia="zh-CN"/>
+        </rPr>
+        <t xml:space="preserve">     </t>
+      </r>
+      <r>
+        <rPr>
+          <rFonts hint="eastAsia"/>
+          <sz val="28"/>
+          <szCs val="36"/>
+        </rPr>
+        <t>申请人：</t>
+      </r>
+    </p>
+    <p ns2:paraId="10C51E31">
+      <pPr>
+        <ind right="1400" firstLine="560" firstLineChars="200"/>
+        <jc val="center"/>
+        <rPr>
+          <rFonts hint="default" eastAsia="宋体"/>
+          <sz val="28"/>
+          <szCs val="36"/>
+          <lang val="en-US" eastAsia="zh-CN"/>
+        </rPr>
+      </pPr>
+      <r>
+        <rPr>
+          <rFonts hint="eastAsia"/>
+          <sz val="28"/>
+          <szCs val="36"/>
+          <lang val="en-US" eastAsia="zh-CN"/>
+        </rPr>
+        <t xml:space="preserve">                     日  期：【日期】</t>
+      </r>
+      <r>
+        <rPr>
+          <rFonts hint="default"/>
+          <sz val="28"/>
+          <szCs val="36"/>
+          <lang eastAsia="zh-CN"/>
+        </rPr>
+      </r>
+      <r>
+        <rPr>
+          <rFonts hint="eastAsia"/>
+          <sz val="28"/>
+          <szCs val="36"/>
+          <lang val="en-US" eastAsia="zh-CN"/>
+        </rPr>
+      </r>
+    </p>
+    <p ns2:paraId="0D737652">
+      <pPr>
+        <ind firstLine="0" firstLineChars="0"/>
+        <jc val="both"/>
+        <rPr>
+          <sz val="28"/>
+          <szCs val="36"/>
+        </rPr>
+      </pPr>
+    </p>
+    <sectPr>
+      <pgSz w="11906" h="16838"/>
+      <pgMar top="1440" right="1800" bottom="1440" left="1800" header="851" footer="992" gutter="0"/>
+      <cols space="720" num="1"/>
+      <docGrid type="lines" linePitch="312" charSpace="0"/>
+    </sectPr>
+  </body>
+</document>
 </file>
 
 <file path=word/styles.xml><?xml version="1.0" encoding="utf-8"?>
